--- a/projects/30_wolf_heir_triplets/reference/The Elf Prince Is My Baby Daddy.원작 정식대본_KR.docx
+++ b/projects/30_wolf_heir_triplets/reference/The Elf Prince Is My Baby Daddy.원작 정식대본_KR.docx
@@ -21198,7 +21198,7 @@
         <w:pStyle w:val="Heading2"/>
       </w:pPr>
       <w:r>
-        <w:t>EP31 - S#4  낮 / 안 / 아마커스 아카데미 대강당</w:t>
+        <w:t>EP31 - S#4  낮 / 안 / 아케인 아카데미 대강당</w:t>
       </w:r>
     </w:p>
     <w:p>
@@ -22938,7 +22938,7 @@
         <w:pStyle w:val="Heading2"/>
       </w:pPr>
       <w:r>
-        <w:t>EP34 - S#1  낮 / 안 / 아마커스 아카데미 석조 아치 홀</w:t>
+        <w:t>EP34 - S#1  낮 / 안 / 아케인 아카데미 석조 아치 홀</w:t>
       </w:r>
     </w:p>
     <w:p>
@@ -23300,7 +23300,7 @@
         <w:pStyle w:val="Heading2"/>
       </w:pPr>
       <w:r>
-        <w:t>EP34 - S#2  낮 / 안 / 아마커스 아카데미 궁전 홀</w:t>
+        <w:t>EP34 - S#2  낮 / 안 / 아케인 아카데미 궁전 홀</w:t>
       </w:r>
     </w:p>
     <w:p>
@@ -23666,7 +23666,7 @@
         <w:pStyle w:val="Heading2"/>
       </w:pPr>
       <w:r>
-        <w:t>EP35 - S#1  낮 / 안 / 아마커스 아카데미 스테인드글라스 회랑</w:t>
+        <w:t>EP35 - S#1  낮 / 안 / 아케인 아카데미 스테인드글라스 회랑</w:t>
       </w:r>
     </w:p>
     <w:p>
@@ -23844,7 +23844,7 @@
         <w:pStyle w:val="Heading2"/>
       </w:pPr>
       <w:r>
-        <w:t>EP35 - S#2  낮 / 안 / 아마커스 아카데미 서재</w:t>
+        <w:t>EP35 - S#2  낮 / 안 / 아케인 아카데미 서재</w:t>
       </w:r>
     </w:p>
     <w:p>
